--- a/Paper/Abstract.docx
+++ b/Paper/Abstract.docx
@@ -4,98 +4,331 @@
   <w:body>
     <w:p>
       <w:pPr>
-        <w:tabs>
-          <w:tab w:val="left" w:pos="560"/>
-          <w:tab w:val="left" w:pos="1120"/>
-          <w:tab w:val="left" w:pos="1680"/>
-          <w:tab w:val="left" w:pos="2240"/>
-          <w:tab w:val="left" w:pos="2800"/>
-          <w:tab w:val="left" w:pos="3360"/>
-          <w:tab w:val="left" w:pos="3920"/>
-          <w:tab w:val="left" w:pos="4480"/>
-          <w:tab w:val="left" w:pos="5040"/>
-          <w:tab w:val="left" w:pos="5600"/>
-          <w:tab w:val="left" w:pos="6160"/>
-          <w:tab w:val="left" w:pos="6720"/>
-        </w:tabs>
-        <w:autoSpaceDE w:val="0"/>
-        <w:autoSpaceDN w:val="0"/>
-        <w:adjustRightInd w:val="0"/>
-        <w:spacing w:after="0" w:line="240" w:lineRule="auto"/>
         <w:rPr>
           <w:rFonts w:ascii="Times New Roman" w:hAnsi="Times New Roman" w:cs="Times New Roman"/>
           <w:kern w:val="0"/>
         </w:rPr>
       </w:pPr>
-      <w:bookmarkStart w:id="0" w:name="OLE_LINK1"/>
-      <w:r>
-        <w:rPr>
-          <w:rFonts w:ascii="Times New Roman" w:hAnsi="Times New Roman" w:cs="Times New Roman"/>
-          <w:kern w:val="0"/>
-        </w:rPr>
-        <w:t>Hierarchical Transformer Preconditioning for</w:t>
-      </w:r>
-      <w:r>
-        <w:rPr>
-          <w:rFonts w:ascii="Times New Roman" w:hAnsi="Times New Roman" w:cs="Times New Roman"/>
-          <w:kern w:val="0"/>
-        </w:rPr>
-        <w:t xml:space="preserve"> Interactive </w:t>
-      </w:r>
-      <w:r>
-        <w:rPr>
-          <w:rFonts w:ascii="Times New Roman" w:hAnsi="Times New Roman" w:cs="Times New Roman"/>
-          <w:kern w:val="0"/>
-        </w:rPr>
-        <w:t>Physics Simulation</w:t>
-      </w:r>
+      <w:r>
+        <w:rPr>
+          <w:rFonts w:ascii="Times New Roman" w:hAnsi="Times New Roman" w:cs="Times New Roman"/>
+          <w:kern w:val="0"/>
+        </w:rPr>
+        <w:t>Neural preconditioners for real-time physics simulation offer promising data-driven priors, but</w:t>
+      </w:r>
+      <w:r>
+        <w:rPr>
+          <w:rFonts w:ascii="Times New Roman" w:hAnsi="Times New Roman" w:cs="Times New Roman"/>
+          <w:kern w:val="0"/>
+        </w:rPr>
+        <w:t xml:space="preserve"> </w:t>
+      </w:r>
+      <w:r>
+        <w:rPr>
+          <w:rFonts w:ascii="Times New Roman" w:hAnsi="Times New Roman" w:cs="Times New Roman"/>
+          <w:kern w:val="0"/>
+        </w:rPr>
+        <w:t>they often fail to capture long-range couplings efficiently</w:t>
+      </w:r>
+      <w:r>
+        <w:rPr>
+          <w:rFonts w:ascii="Times New Roman" w:hAnsi="Times New Roman" w:cs="Times New Roman"/>
+          <w:kern w:val="0"/>
+        </w:rPr>
+        <w:t xml:space="preserve"> </w:t>
+      </w:r>
+      <w:r>
+        <w:rPr>
+          <w:rFonts w:ascii="Times New Roman" w:hAnsi="Times New Roman" w:cs="Times New Roman"/>
+          <w:kern w:val="0"/>
+        </w:rPr>
+        <w:t>because they inherit local message</w:t>
+      </w:r>
+      <w:r>
+        <w:rPr>
+          <w:rFonts w:ascii="Times New Roman" w:hAnsi="Times New Roman" w:cs="Times New Roman"/>
+          <w:kern w:val="0"/>
+        </w:rPr>
+        <w:t xml:space="preserve"> </w:t>
+      </w:r>
+      <w:r>
+        <w:rPr>
+          <w:rFonts w:ascii="Times New Roman" w:hAnsi="Times New Roman" w:cs="Times New Roman"/>
+          <w:kern w:val="0"/>
+        </w:rPr>
+        <w:t xml:space="preserve">passing or sparse-operator access patterns. We introduce the Hierarchical Transformer </w:t>
+      </w:r>
+      <w:proofErr w:type="gramStart"/>
+      <w:r>
+        <w:rPr>
+          <w:rFonts w:ascii="Times New Roman" w:hAnsi="Times New Roman" w:cs="Times New Roman"/>
+          <w:kern w:val="0"/>
+        </w:rPr>
+        <w:t>Preconditioner,</w:t>
+      </w:r>
+      <w:proofErr w:type="gramEnd"/>
+      <w:r>
+        <w:rPr>
+          <w:rFonts w:ascii="Times New Roman" w:hAnsi="Times New Roman" w:cs="Times New Roman"/>
+          <w:kern w:val="0"/>
+        </w:rPr>
+        <w:t xml:space="preserve"> a neural</w:t>
+      </w:r>
+      <w:r>
+        <w:rPr>
+          <w:rFonts w:ascii="Times New Roman" w:hAnsi="Times New Roman" w:cs="Times New Roman"/>
+          <w:kern w:val="0"/>
+        </w:rPr>
+        <w:t xml:space="preserve"> </w:t>
+      </w:r>
+      <w:r>
+        <w:rPr>
+          <w:rFonts w:ascii="Times New Roman" w:hAnsi="Times New Roman" w:cs="Times New Roman"/>
+          <w:kern w:val="0"/>
+        </w:rPr>
+        <w:t>preconditioner anchored to a weak-admissibility H-matrix partition. The</w:t>
+      </w:r>
+      <w:r>
+        <w:rPr>
+          <w:rFonts w:ascii="Times New Roman" w:hAnsi="Times New Roman" w:cs="Times New Roman"/>
+          <w:kern w:val="0"/>
+        </w:rPr>
+        <w:t xml:space="preserve"> </w:t>
+      </w:r>
+      <w:r>
+        <w:rPr>
+          <w:rFonts w:ascii="Times New Roman" w:hAnsi="Times New Roman" w:cs="Times New Roman"/>
+          <w:kern w:val="0"/>
+        </w:rPr>
+        <w:t>partition provides a multiscale structural prior (dense diagonal leaves plus</w:t>
+      </w:r>
+      <w:r>
+        <w:rPr>
+          <w:rFonts w:ascii="Times New Roman" w:hAnsi="Times New Roman" w:cs="Times New Roman"/>
+          <w:kern w:val="0"/>
+        </w:rPr>
+        <w:t xml:space="preserve"> </w:t>
+      </w:r>
+      <w:r>
+        <w:rPr>
+          <w:rFonts w:ascii="Times New Roman" w:hAnsi="Times New Roman" w:cs="Times New Roman"/>
+          <w:kern w:val="0"/>
+        </w:rPr>
+        <w:t>coarsening off-diagonal tiles) that enables full-graph approximate-inverse</w:t>
+      </w:r>
+      <w:r>
+        <w:rPr>
+          <w:rFonts w:ascii="Times New Roman" w:hAnsi="Times New Roman" w:cs="Times New Roman"/>
+          <w:kern w:val="0"/>
+        </w:rPr>
+        <w:t xml:space="preserve"> </w:t>
+      </w:r>
+      <w:r>
+        <w:rPr>
+          <w:rFonts w:ascii="Times New Roman" w:hAnsi="Times New Roman" w:cs="Times New Roman"/>
+          <w:kern w:val="0"/>
+        </w:rPr>
+        <w:t xml:space="preserve">computation with </w:t>
+      </w:r>
+      <w:r>
+        <w:rPr>
+          <w:rFonts w:ascii="Cambria Math" w:hAnsi="Cambria Math" w:cs="Cambria Math"/>
+          <w:kern w:val="0"/>
+        </w:rPr>
+        <w:t>𝑂</w:t>
+      </w:r>
+      <w:r>
+        <w:rPr>
+          <w:rFonts w:ascii="Times New Roman" w:hAnsi="Times New Roman" w:cs="Times New Roman"/>
+          <w:kern w:val="0"/>
+        </w:rPr>
+        <w:t xml:space="preserve"> (</w:t>
+      </w:r>
+      <w:proofErr w:type="gramStart"/>
+      <w:r>
+        <w:rPr>
+          <w:rFonts w:ascii="Cambria Math" w:hAnsi="Cambria Math" w:cs="Cambria Math"/>
+          <w:kern w:val="0"/>
+        </w:rPr>
+        <w:t>𝑁</w:t>
+      </w:r>
+      <w:r>
+        <w:rPr>
+          <w:rFonts w:ascii="Times New Roman" w:hAnsi="Times New Roman" w:cs="Times New Roman"/>
+          <w:kern w:val="0"/>
+        </w:rPr>
+        <w:t xml:space="preserve"> )</w:t>
+      </w:r>
+      <w:proofErr w:type="gramEnd"/>
+      <w:r>
+        <w:rPr>
+          <w:rFonts w:ascii="Times New Roman" w:hAnsi="Times New Roman" w:cs="Times New Roman"/>
+          <w:kern w:val="0"/>
+        </w:rPr>
+        <w:t xml:space="preserve"> scaling at fixed block sizes. The network models</w:t>
+      </w:r>
+      <w:r>
+        <w:rPr>
+          <w:rFonts w:ascii="Times New Roman" w:hAnsi="Times New Roman" w:cs="Times New Roman"/>
+          <w:kern w:val="0"/>
+        </w:rPr>
+        <w:t xml:space="preserve"> </w:t>
+      </w:r>
+      <w:r>
+        <w:rPr>
+          <w:rFonts w:ascii="Times New Roman" w:hAnsi="Times New Roman" w:cs="Times New Roman"/>
+          <w:kern w:val="0"/>
+        </w:rPr>
+        <w:t>the inverse through low-rank far-field factors and uses highway connections</w:t>
+      </w:r>
+      <w:r>
+        <w:rPr>
+          <w:rFonts w:ascii="Times New Roman" w:hAnsi="Times New Roman" w:cs="Times New Roman"/>
+          <w:kern w:val="0"/>
+        </w:rPr>
+        <w:t xml:space="preserve"> </w:t>
+      </w:r>
+      <w:r>
+        <w:rPr>
+          <w:rFonts w:ascii="Times New Roman" w:hAnsi="Times New Roman" w:cs="Times New Roman"/>
+          <w:kern w:val="0"/>
+        </w:rPr>
+        <w:t>(axial buffers plus a global summary token) to propagate context across transformer depth. At each PCG iteration, preconditioner application reduces to</w:t>
+      </w:r>
+      <w:r>
+        <w:rPr>
+          <w:rFonts w:ascii="Times New Roman" w:hAnsi="Times New Roman" w:cs="Times New Roman"/>
+          <w:kern w:val="0"/>
+        </w:rPr>
+        <w:t xml:space="preserve"> </w:t>
+      </w:r>
+      <w:r>
+        <w:rPr>
+          <w:rFonts w:ascii="Times New Roman" w:hAnsi="Times New Roman" w:cs="Times New Roman"/>
+          <w:kern w:val="0"/>
+        </w:rPr>
+        <w:t xml:space="preserve">batched dense GEMMs with regular memory </w:t>
+      </w:r>
+      <w:proofErr w:type="spellStart"/>
+      <w:r>
+        <w:rPr>
+          <w:rFonts w:ascii="Times New Roman" w:hAnsi="Times New Roman" w:cs="Times New Roman"/>
+          <w:kern w:val="0"/>
+        </w:rPr>
+        <w:t>access.</w:t>
+      </w:r>
+      <w:proofErr w:type="spellEnd"/>
     </w:p>
     <w:p>
       <w:pPr>
-        <w:tabs>
-          <w:tab w:val="left" w:pos="560"/>
-          <w:tab w:val="left" w:pos="1120"/>
-          <w:tab w:val="left" w:pos="1680"/>
-          <w:tab w:val="left" w:pos="2240"/>
-          <w:tab w:val="left" w:pos="2800"/>
-          <w:tab w:val="left" w:pos="3360"/>
-          <w:tab w:val="left" w:pos="3920"/>
-          <w:tab w:val="left" w:pos="4480"/>
-          <w:tab w:val="left" w:pos="5040"/>
-          <w:tab w:val="left" w:pos="5600"/>
-          <w:tab w:val="left" w:pos="6160"/>
-          <w:tab w:val="left" w:pos="6720"/>
-        </w:tabs>
-        <w:autoSpaceDE w:val="0"/>
-        <w:autoSpaceDN w:val="0"/>
-        <w:adjustRightInd w:val="0"/>
-        <w:spacing w:after="0" w:line="240" w:lineRule="auto"/>
         <w:rPr>
           <w:rFonts w:ascii="Times New Roman" w:hAnsi="Times New Roman" w:cs="Times New Roman"/>
           <w:kern w:val="0"/>
         </w:rPr>
       </w:pPr>
+      <w:r>
+        <w:rPr>
+          <w:rFonts w:ascii="Times New Roman" w:hAnsi="Times New Roman" w:cs="Times New Roman"/>
+          <w:kern w:val="0"/>
+        </w:rPr>
+        <w:t>The key training contribution is a cosine-Hutchinson probe objective that</w:t>
+      </w:r>
+      <w:r>
+        <w:rPr>
+          <w:rFonts w:ascii="Times New Roman" w:hAnsi="Times New Roman" w:cs="Times New Roman"/>
+          <w:kern w:val="0"/>
+        </w:rPr>
+        <w:t xml:space="preserve"> </w:t>
+      </w:r>
+      <w:r>
+        <w:rPr>
+          <w:rFonts w:ascii="Times New Roman" w:hAnsi="Times New Roman" w:cs="Times New Roman"/>
+          <w:kern w:val="0"/>
+        </w:rPr>
+        <w:t xml:space="preserve">learns the action of </w:t>
+      </w:r>
+      <w:r>
+        <w:rPr>
+          <w:rFonts w:ascii="Cambria Math" w:hAnsi="Cambria Math" w:cs="Cambria Math"/>
+          <w:kern w:val="0"/>
+        </w:rPr>
+        <w:t>𝑀𝐴</w:t>
+      </w:r>
+      <w:r>
+        <w:rPr>
+          <w:rFonts w:ascii="Times New Roman" w:hAnsi="Times New Roman" w:cs="Times New Roman"/>
+          <w:kern w:val="0"/>
+        </w:rPr>
+        <w:t xml:space="preserve"> on convergence-critical spectral subspaces, optimizing angular alignment of </w:t>
+      </w:r>
+      <w:r>
+        <w:rPr>
+          <w:rFonts w:ascii="Cambria Math" w:hAnsi="Cambria Math" w:cs="Cambria Math"/>
+          <w:kern w:val="0"/>
+        </w:rPr>
+        <w:t>𝑀𝐴</w:t>
+      </w:r>
+      <w:r>
+        <w:rPr>
+          <w:rFonts w:ascii="Times New Roman" w:hAnsi="Times New Roman" w:cs="Times New Roman"/>
+          <w:kern w:val="0"/>
+        </w:rPr>
+        <w:t>z with z rather than forcing eigenvalue clusters</w:t>
+      </w:r>
+      <w:r>
+        <w:rPr>
+          <w:rFonts w:ascii="Times New Roman" w:hAnsi="Times New Roman" w:cs="Times New Roman"/>
+          <w:kern w:val="0"/>
+        </w:rPr>
+        <w:t xml:space="preserve"> </w:t>
+      </w:r>
+      <w:r>
+        <w:rPr>
+          <w:rFonts w:ascii="Times New Roman" w:hAnsi="Times New Roman" w:cs="Times New Roman"/>
+          <w:kern w:val="0"/>
+        </w:rPr>
+        <w:t>to a prescribed location. This removes unnecessary spectral-placement constraints from SAI-style objectives and improves conditioning on irregular</w:t>
+      </w:r>
+      <w:r>
+        <w:rPr>
+          <w:rFonts w:ascii="Times New Roman" w:hAnsi="Times New Roman" w:cs="Times New Roman"/>
+          <w:kern w:val="0"/>
+        </w:rPr>
+        <w:t xml:space="preserve"> </w:t>
+      </w:r>
+      <w:r>
+        <w:rPr>
+          <w:rFonts w:ascii="Times New Roman" w:hAnsi="Times New Roman" w:cs="Times New Roman"/>
+          <w:kern w:val="0"/>
+        </w:rPr>
+        <w:t>spectra. Because both inference and apply are dense, dependency-free tensor</w:t>
+      </w:r>
+      <w:r>
+        <w:rPr>
+          <w:rFonts w:ascii="Times New Roman" w:hAnsi="Times New Roman" w:cs="Times New Roman"/>
+          <w:kern w:val="0"/>
+        </w:rPr>
+        <w:t xml:space="preserve"> </w:t>
+      </w:r>
+      <w:r>
+        <w:rPr>
+          <w:rFonts w:ascii="Times New Roman" w:hAnsi="Times New Roman" w:cs="Times New Roman"/>
+          <w:kern w:val="0"/>
+        </w:rPr>
+        <w:t xml:space="preserve">programs, the full solve loop is captured as a single CUDA </w:t>
+      </w:r>
+      <w:proofErr w:type="spellStart"/>
+      <w:r>
+        <w:rPr>
+          <w:rFonts w:ascii="Times New Roman" w:hAnsi="Times New Roman" w:cs="Times New Roman"/>
+          <w:kern w:val="0"/>
+        </w:rPr>
+        <w:t>Graph.</w:t>
+      </w:r>
+      <w:proofErr w:type="spellEnd"/>
     </w:p>
     <w:p>
       <w:pPr>
-        <w:tabs>
-          <w:tab w:val="left" w:pos="560"/>
-          <w:tab w:val="left" w:pos="1120"/>
-          <w:tab w:val="left" w:pos="1680"/>
-          <w:tab w:val="left" w:pos="2240"/>
-          <w:tab w:val="left" w:pos="2800"/>
-          <w:tab w:val="left" w:pos="3360"/>
-          <w:tab w:val="left" w:pos="3920"/>
-          <w:tab w:val="left" w:pos="4480"/>
-          <w:tab w:val="left" w:pos="5040"/>
-          <w:tab w:val="left" w:pos="5600"/>
-          <w:tab w:val="left" w:pos="6160"/>
-          <w:tab w:val="left" w:pos="6720"/>
-        </w:tabs>
-        <w:autoSpaceDE w:val="0"/>
-        <w:autoSpaceDN w:val="0"/>
-        <w:adjustRightInd w:val="0"/>
-        <w:spacing w:after="0" w:line="240" w:lineRule="auto"/>
         <w:rPr>
           <w:rFonts w:ascii="Times New Roman" w:hAnsi="Times New Roman" w:cs="Times New Roman"/>
           <w:kern w:val="0"/>
@@ -106,14 +339,37 @@
           <w:rFonts w:ascii="Times New Roman" w:hAnsi="Times New Roman" w:cs="Times New Roman"/>
           <w:kern w:val="0"/>
         </w:rPr>
-        <w:t>N</w:t>
-      </w:r>
-      <w:r>
-        <w:rPr>
-          <w:rFonts w:ascii="Times New Roman" w:hAnsi="Times New Roman" w:cs="Times New Roman"/>
-          <w:kern w:val="0"/>
-        </w:rPr>
-        <w:t>eural preconditioners for real-time physics simulation offer promising data-driven priors but struggle to efficiently resolve long-range physical couplings due to their reliance on local message passing or inherited sparsity patterns.</w:t>
+        <w:t xml:space="preserve">On stiff multiphase Poisson systems (up to </w:t>
+      </w:r>
+      <w:proofErr w:type="gramStart"/>
+      <w:r>
+        <w:rPr>
+          <w:rFonts w:ascii="Times New Roman" w:hAnsi="Times New Roman" w:cs="Times New Roman"/>
+          <w:kern w:val="0"/>
+        </w:rPr>
+        <w:t>100 :</w:t>
+      </w:r>
+      <w:proofErr w:type="gramEnd"/>
+      <w:r>
+        <w:rPr>
+          <w:rFonts w:ascii="Times New Roman" w:hAnsi="Times New Roman" w:cs="Times New Roman"/>
+          <w:kern w:val="0"/>
+        </w:rPr>
+        <w:t xml:space="preserve"> 1 density contrast, </w:t>
+      </w:r>
+      <w:r>
+        <w:rPr>
+          <w:rFonts w:ascii="Cambria Math" w:hAnsi="Cambria Math" w:cs="Cambria Math"/>
+          <w:kern w:val="0"/>
+        </w:rPr>
+        <w:t>𝑁</w:t>
+      </w:r>
+      <w:r>
+        <w:rPr>
+          <w:rFonts w:ascii="Times New Roman" w:hAnsi="Times New Roman" w:cs="Times New Roman"/>
+          <w:kern w:val="0"/>
+        </w:rPr>
+        <w:t xml:space="preserve"> =</w:t>
       </w:r>
       <w:r>
         <w:rPr>
@@ -127,53 +383,49 @@
           <w:rFonts w:ascii="Times New Roman" w:hAnsi="Times New Roman" w:cs="Times New Roman"/>
           <w:kern w:val="0"/>
         </w:rPr>
-        <w:t>W</w:t>
-      </w:r>
-      <w:r>
-        <w:rPr>
-          <w:rFonts w:ascii="Times New Roman" w:hAnsi="Times New Roman" w:cs="Times New Roman"/>
-          <w:kern w:val="0"/>
-        </w:rPr>
-        <w:t xml:space="preserve">e introduce the Hierarchical Transformer </w:t>
-      </w:r>
-      <w:proofErr w:type="gramStart"/>
-      <w:r>
-        <w:rPr>
-          <w:rFonts w:ascii="Times New Roman" w:hAnsi="Times New Roman" w:cs="Times New Roman"/>
-          <w:kern w:val="0"/>
-        </w:rPr>
-        <w:t>Preconditioner,</w:t>
-      </w:r>
-      <w:proofErr w:type="gramEnd"/>
-      <w:r>
-        <w:rPr>
-          <w:rFonts w:ascii="Times New Roman" w:hAnsi="Times New Roman" w:cs="Times New Roman"/>
-          <w:kern w:val="0"/>
-        </w:rPr>
-        <w:t xml:space="preserve"> a neural preconditioner anchored to a weak-admissibility H-matrix partition</w:t>
-      </w:r>
-      <w:r>
-        <w:rPr>
-          <w:rFonts w:ascii="Times New Roman" w:hAnsi="Times New Roman" w:cs="Times New Roman"/>
-          <w:kern w:val="0"/>
-        </w:rPr>
-        <w:t xml:space="preserve">. </w:t>
-      </w:r>
-      <w:proofErr w:type="gramStart"/>
-      <w:r>
-        <w:rPr>
-          <w:rFonts w:ascii="Times New Roman" w:hAnsi="Times New Roman" w:cs="Times New Roman"/>
-          <w:kern w:val="0"/>
-        </w:rPr>
-        <w:t>This structural prior processes</w:t>
-      </w:r>
-      <w:proofErr w:type="gramEnd"/>
-      <w:r>
-        <w:rPr>
-          <w:rFonts w:ascii="Times New Roman" w:hAnsi="Times New Roman" w:cs="Times New Roman"/>
-          <w:kern w:val="0"/>
-        </w:rPr>
-        <w:t xml:space="preserve"> the system matrix</w:t>
+        <w:t xml:space="preserve">1,024–16,384), the solver runs from </w:t>
+      </w:r>
+      <w:r>
+        <w:rPr>
+          <w:rFonts w:ascii="Cambria Math" w:hAnsi="Cambria Math" w:cs="Cambria Math"/>
+          <w:kern w:val="0"/>
+        </w:rPr>
+        <w:t>∼</w:t>
+      </w:r>
+      <w:r>
+        <w:rPr>
+          <w:rFonts w:ascii="Times New Roman" w:hAnsi="Times New Roman" w:cs="Times New Roman"/>
+          <w:kern w:val="0"/>
+        </w:rPr>
+        <w:t xml:space="preserve"> 143 to </w:t>
+      </w:r>
+      <w:r>
+        <w:rPr>
+          <w:rFonts w:ascii="Cambria Math" w:hAnsi="Cambria Math" w:cs="Cambria Math"/>
+          <w:kern w:val="0"/>
+        </w:rPr>
+        <w:t>∼</w:t>
+      </w:r>
+      <w:r>
+        <w:rPr>
+          <w:rFonts w:ascii="Times New Roman" w:hAnsi="Times New Roman" w:cs="Times New Roman"/>
+          <w:kern w:val="0"/>
+        </w:rPr>
+        <w:t xml:space="preserve"> 21 fps. At </w:t>
+      </w:r>
+      <w:r>
+        <w:rPr>
+          <w:rFonts w:ascii="Cambria Math" w:hAnsi="Cambria Math" w:cs="Cambria Math"/>
+          <w:kern w:val="0"/>
+        </w:rPr>
+        <w:t>𝑁</w:t>
+      </w:r>
+      <w:r>
+        <w:rPr>
+          <w:rFonts w:ascii="Times New Roman" w:hAnsi="Times New Roman" w:cs="Times New Roman"/>
+          <w:kern w:val="0"/>
+        </w:rPr>
+        <w:t xml:space="preserve"> =8,192, it reaches</w:t>
       </w:r>
       <w:r>
         <w:rPr>
@@ -187,14 +439,37 @@
           <w:rFonts w:ascii="Times New Roman" w:hAnsi="Times New Roman" w:cs="Times New Roman"/>
           <w:kern w:val="0"/>
         </w:rPr>
-        <w:t xml:space="preserve">as a tree of coarsening off-diagonal blocks, enabling </w:t>
-      </w:r>
-      <w:r>
-        <w:rPr>
-          <w:rFonts w:ascii="Times New Roman" w:hAnsi="Times New Roman" w:cs="Times New Roman"/>
-          <w:kern w:val="0"/>
-        </w:rPr>
-        <w:t>full-graph approximate inverse computation in O(N) time.</w:t>
+        <w:t xml:space="preserve">17.9 </w:t>
+      </w:r>
+      <w:proofErr w:type="spellStart"/>
+      <w:r>
+        <w:rPr>
+          <w:rFonts w:ascii="Times New Roman" w:hAnsi="Times New Roman" w:cs="Times New Roman"/>
+          <w:kern w:val="0"/>
+        </w:rPr>
+        <w:t>ms</w:t>
+      </w:r>
+      <w:proofErr w:type="spellEnd"/>
+      <w:r>
+        <w:rPr>
+          <w:rFonts w:ascii="Times New Roman" w:hAnsi="Times New Roman" w:cs="Times New Roman"/>
+          <w:kern w:val="0"/>
+        </w:rPr>
+        <w:t xml:space="preserve">/frame, with 2.2× speedup over GPU Jacobi, </w:t>
+      </w:r>
+      <w:r>
+        <w:rPr>
+          <w:rFonts w:ascii="Cambria Math" w:hAnsi="Cambria Math" w:cs="Cambria Math"/>
+          <w:kern w:val="0"/>
+        </w:rPr>
+        <w:t>∼</w:t>
+      </w:r>
+      <w:r>
+        <w:rPr>
+          <w:rFonts w:ascii="Times New Roman" w:hAnsi="Times New Roman" w:cs="Times New Roman"/>
+          <w:kern w:val="0"/>
+        </w:rPr>
+        <w:t xml:space="preserve"> 28× over GPU IC/DILU</w:t>
       </w:r>
       <w:r>
         <w:rPr>
@@ -208,129 +483,23 @@
           <w:rFonts w:ascii="Times New Roman" w:hAnsi="Times New Roman" w:cs="Times New Roman"/>
           <w:kern w:val="0"/>
         </w:rPr>
-        <w:t xml:space="preserve">The network explicitly models the multiscale spectral structure of the </w:t>
-      </w:r>
-      <w:r>
-        <w:rPr>
-          <w:rFonts w:ascii="Times New Roman" w:hAnsi="Times New Roman" w:cs="Times New Roman"/>
-          <w:kern w:val="0"/>
-        </w:rPr>
-        <w:t>inverse</w:t>
-      </w:r>
-      <w:r>
-        <w:rPr>
-          <w:rFonts w:ascii="Times New Roman" w:hAnsi="Times New Roman" w:cs="Times New Roman"/>
-          <w:kern w:val="0"/>
-        </w:rPr>
-        <w:t>, compressing longer-range interactions into lower-rank factorizations.</w:t>
-      </w:r>
-      <w:r>
-        <w:rPr>
-          <w:rFonts w:ascii="Times New Roman" w:hAnsi="Times New Roman" w:cs="Times New Roman"/>
-          <w:kern w:val="0"/>
-        </w:rPr>
-        <w:t xml:space="preserve"> To propagate </w:t>
-      </w:r>
-      <w:r>
-        <w:rPr>
-          <w:rFonts w:ascii="Times New Roman" w:hAnsi="Times New Roman" w:cs="Times New Roman"/>
-          <w:kern w:val="0"/>
-        </w:rPr>
-        <w:t>context</w:t>
-      </w:r>
-      <w:r>
-        <w:rPr>
-          <w:rFonts w:ascii="Times New Roman" w:hAnsi="Times New Roman" w:cs="Times New Roman"/>
-          <w:kern w:val="0"/>
-        </w:rPr>
-        <w:t xml:space="preserve"> between transformer layers</w:t>
-      </w:r>
-      <w:r>
-        <w:rPr>
-          <w:rFonts w:ascii="Times New Roman" w:hAnsi="Times New Roman" w:cs="Times New Roman"/>
-          <w:kern w:val="0"/>
-        </w:rPr>
-        <w:t xml:space="preserve">, we introduce highway connections via axial buffers and a global summary </w:t>
-      </w:r>
-      <w:r>
-        <w:rPr>
-          <w:rFonts w:ascii="Times New Roman" w:hAnsi="Times New Roman" w:cs="Times New Roman"/>
-          <w:kern w:val="0"/>
-        </w:rPr>
-        <w:t>vector</w:t>
-      </w:r>
-      <w:r>
-        <w:rPr>
-          <w:rFonts w:ascii="Times New Roman" w:hAnsi="Times New Roman" w:cs="Times New Roman"/>
-          <w:kern w:val="0"/>
-        </w:rPr>
-        <w:t>. At each PCG iteration, preconditioner application reduces to a single batched GEMM with regular memory access.</w:t>
-      </w:r>
-    </w:p>
-    <w:p>
-      <w:pPr>
-        <w:tabs>
-          <w:tab w:val="left" w:pos="560"/>
-          <w:tab w:val="left" w:pos="1120"/>
-          <w:tab w:val="left" w:pos="1680"/>
-          <w:tab w:val="left" w:pos="2240"/>
-          <w:tab w:val="left" w:pos="2800"/>
-          <w:tab w:val="left" w:pos="3360"/>
-          <w:tab w:val="left" w:pos="3920"/>
-          <w:tab w:val="left" w:pos="4480"/>
-          <w:tab w:val="left" w:pos="5040"/>
-          <w:tab w:val="left" w:pos="5600"/>
-          <w:tab w:val="left" w:pos="6160"/>
-          <w:tab w:val="left" w:pos="6720"/>
-        </w:tabs>
-        <w:autoSpaceDE w:val="0"/>
-        <w:autoSpaceDN w:val="0"/>
-        <w:adjustRightInd w:val="0"/>
-        <w:spacing w:after="0" w:line="240" w:lineRule="auto"/>
-        <w:rPr>
-          <w:rFonts w:ascii="Times New Roman" w:hAnsi="Times New Roman" w:cs="Times New Roman"/>
-          <w:kern w:val="0"/>
-        </w:rPr>
-      </w:pPr>
-    </w:p>
-    <w:p>
-      <w:pPr>
-        <w:tabs>
-          <w:tab w:val="left" w:pos="560"/>
-          <w:tab w:val="left" w:pos="1120"/>
-          <w:tab w:val="left" w:pos="1680"/>
-          <w:tab w:val="left" w:pos="2240"/>
-          <w:tab w:val="left" w:pos="2800"/>
-          <w:tab w:val="left" w:pos="3360"/>
-          <w:tab w:val="left" w:pos="3920"/>
-          <w:tab w:val="left" w:pos="4480"/>
-          <w:tab w:val="left" w:pos="5040"/>
-          <w:tab w:val="left" w:pos="5600"/>
-          <w:tab w:val="left" w:pos="6160"/>
-          <w:tab w:val="left" w:pos="6720"/>
-        </w:tabs>
-        <w:autoSpaceDE w:val="0"/>
-        <w:autoSpaceDN w:val="0"/>
-        <w:adjustRightInd w:val="0"/>
-        <w:spacing w:after="0" w:line="240" w:lineRule="auto"/>
-        <w:rPr>
-          <w:rFonts w:ascii="Times New Roman" w:hAnsi="Times New Roman" w:cs="Times New Roman"/>
-          <w:kern w:val="0"/>
-        </w:rPr>
-      </w:pPr>
-      <w:r>
-        <w:rPr>
-          <w:rFonts w:ascii="Times New Roman" w:hAnsi="Times New Roman" w:cs="Times New Roman"/>
-          <w:kern w:val="0"/>
-        </w:rPr>
-        <w:t xml:space="preserve">Because both inference and per-iteration application consist of dense tensor operations with no sequential dependencies, the complete solver is captured as a single CUDA Graph. </w:t>
-      </w:r>
-      <w:r>
-        <w:rPr>
-          <w:rFonts w:ascii="Times New Roman" w:hAnsi="Times New Roman" w:cs="Times New Roman"/>
-          <w:kern w:val="0"/>
-        </w:rPr>
-        <w:t>The preconditioner is trained self-supervised via a new cosine-similarity Hutchinson probe loss. This loss eliminates restrictions on eigenvalue cluster position to enable better preconditioning of irregular spectra.</w:t>
+        <w:t xml:space="preserve">(AMGX </w:t>
+      </w:r>
+      <w:proofErr w:type="spellStart"/>
+      <w:r>
+        <w:rPr>
+          <w:rFonts w:ascii="Times New Roman" w:hAnsi="Times New Roman" w:cs="Times New Roman"/>
+          <w:kern w:val="0"/>
+        </w:rPr>
+        <w:t>multicolor_dilu</w:t>
+      </w:r>
+      <w:proofErr w:type="spellEnd"/>
+      <w:r>
+        <w:rPr>
+          <w:rFonts w:ascii="Times New Roman" w:hAnsi="Times New Roman" w:cs="Times New Roman"/>
+          <w:kern w:val="0"/>
+        </w:rPr>
+        <w:t>), and 2.7× over neural SPAI retrained per scale</w:t>
       </w:r>
       <w:r>
         <w:rPr>
@@ -339,299 +508,12 @@
         </w:rPr>
         <w:t xml:space="preserve"> </w:t>
       </w:r>
-    </w:p>
-    <w:p>
-      <w:pPr>
-        <w:tabs>
-          <w:tab w:val="left" w:pos="560"/>
-          <w:tab w:val="left" w:pos="1120"/>
-          <w:tab w:val="left" w:pos="1680"/>
-          <w:tab w:val="left" w:pos="2240"/>
-          <w:tab w:val="left" w:pos="2800"/>
-          <w:tab w:val="left" w:pos="3360"/>
-          <w:tab w:val="left" w:pos="3920"/>
-          <w:tab w:val="left" w:pos="4480"/>
-          <w:tab w:val="left" w:pos="5040"/>
-          <w:tab w:val="left" w:pos="5600"/>
-          <w:tab w:val="left" w:pos="6160"/>
-          <w:tab w:val="left" w:pos="6720"/>
-        </w:tabs>
-        <w:autoSpaceDE w:val="0"/>
-        <w:autoSpaceDN w:val="0"/>
-        <w:adjustRightInd w:val="0"/>
-        <w:spacing w:after="0" w:line="240" w:lineRule="auto"/>
-        <w:rPr>
-          <w:rFonts w:ascii="Times New Roman" w:hAnsi="Times New Roman" w:cs="Times New Roman"/>
-          <w:kern w:val="0"/>
-        </w:rPr>
-      </w:pPr>
-    </w:p>
-    <w:p>
-      <w:pPr>
-        <w:tabs>
-          <w:tab w:val="left" w:pos="560"/>
-          <w:tab w:val="left" w:pos="1120"/>
-          <w:tab w:val="left" w:pos="1680"/>
-          <w:tab w:val="left" w:pos="2240"/>
-          <w:tab w:val="left" w:pos="2800"/>
-          <w:tab w:val="left" w:pos="3360"/>
-          <w:tab w:val="left" w:pos="3920"/>
-          <w:tab w:val="left" w:pos="4480"/>
-          <w:tab w:val="left" w:pos="5040"/>
-          <w:tab w:val="left" w:pos="5600"/>
-          <w:tab w:val="left" w:pos="6160"/>
-          <w:tab w:val="left" w:pos="6720"/>
-        </w:tabs>
-        <w:autoSpaceDE w:val="0"/>
-        <w:autoSpaceDN w:val="0"/>
-        <w:adjustRightInd w:val="0"/>
-        <w:spacing w:after="0" w:line="240" w:lineRule="auto"/>
-        <w:rPr>
-          <w:rFonts w:ascii="Times New Roman" w:hAnsi="Times New Roman" w:cs="Times New Roman"/>
-          <w:kern w:val="0"/>
-        </w:rPr>
-      </w:pPr>
-      <w:r>
-        <w:rPr>
-          <w:rFonts w:ascii="Times New Roman" w:hAnsi="Times New Roman" w:cs="Times New Roman"/>
-          <w:kern w:val="0"/>
-        </w:rPr>
-        <w:t>Evaluating on highly stiff, unstructured multiphase Poisson systems (8192 nodes), o</w:t>
-      </w:r>
-      <w:r>
-        <w:rPr>
-          <w:rFonts w:ascii="Times New Roman" w:hAnsi="Times New Roman" w:cs="Times New Roman"/>
-          <w:kern w:val="0"/>
-        </w:rPr>
-        <w:t xml:space="preserve">ur </w:t>
-      </w:r>
-      <w:r>
-        <w:rPr>
-          <w:rFonts w:ascii="Times New Roman" w:hAnsi="Times New Roman" w:cs="Times New Roman"/>
-          <w:kern w:val="0"/>
-        </w:rPr>
-        <w:t>preconditioner reduces</w:t>
-      </w:r>
-      <w:r>
-        <w:rPr>
-          <w:rFonts w:ascii="Times New Roman" w:hAnsi="Times New Roman" w:cs="Times New Roman"/>
-          <w:kern w:val="0"/>
-        </w:rPr>
-        <w:t xml:space="preserve"> </w:t>
-      </w:r>
-      <w:r>
-        <w:rPr>
-          <w:rFonts w:ascii="Times New Roman" w:hAnsi="Times New Roman" w:cs="Times New Roman"/>
-          <w:kern w:val="0"/>
-        </w:rPr>
-        <w:t xml:space="preserve">iteration count </w:t>
-      </w:r>
-      <w:r>
-        <w:rPr>
-          <w:rFonts w:ascii="Times New Roman" w:hAnsi="Times New Roman" w:cs="Times New Roman"/>
-          <w:kern w:val="0"/>
-        </w:rPr>
-        <w:t xml:space="preserve">from 2163 to </w:t>
-      </w:r>
-      <w:r>
-        <w:rPr>
-          <w:rFonts w:ascii="Times New Roman" w:hAnsi="Times New Roman" w:cs="Times New Roman"/>
-          <w:kern w:val="0"/>
-        </w:rPr>
-        <w:t xml:space="preserve">141. Including </w:t>
-      </w:r>
-      <w:r>
-        <w:rPr>
-          <w:rFonts w:ascii="Times New Roman" w:hAnsi="Times New Roman" w:cs="Times New Roman"/>
-          <w:kern w:val="0"/>
-        </w:rPr>
-        <w:t xml:space="preserve">inference time, our end-to-end solve </w:t>
-      </w:r>
-      <w:r>
-        <w:rPr>
-          <w:rFonts w:ascii="Times New Roman" w:hAnsi="Times New Roman" w:cs="Times New Roman"/>
-          <w:kern w:val="0"/>
-        </w:rPr>
-        <w:t xml:space="preserve">of </w:t>
-      </w:r>
-      <w:r>
-        <w:rPr>
-          <w:rFonts w:ascii="Times New Roman" w:hAnsi="Times New Roman" w:cs="Times New Roman"/>
-          <w:kern w:val="0"/>
-        </w:rPr>
-        <w:t xml:space="preserve">15.7 </w:t>
-      </w:r>
-      <w:proofErr w:type="spellStart"/>
-      <w:r>
-        <w:rPr>
-          <w:rFonts w:ascii="Times New Roman" w:hAnsi="Times New Roman" w:cs="Times New Roman"/>
-          <w:kern w:val="0"/>
-        </w:rPr>
-        <w:t>ms</w:t>
-      </w:r>
-      <w:proofErr w:type="spellEnd"/>
-      <w:r>
-        <w:rPr>
-          <w:rFonts w:ascii="Times New Roman" w:hAnsi="Times New Roman" w:cs="Times New Roman"/>
-          <w:kern w:val="0"/>
-        </w:rPr>
-        <w:t xml:space="preserve"> is over 3x faster than classical GPU preconditioners including Jacobi and AMG</w:t>
-      </w:r>
-      <w:r>
-        <w:rPr>
-          <w:rFonts w:ascii="Times New Roman" w:hAnsi="Times New Roman" w:cs="Times New Roman"/>
-          <w:kern w:val="0"/>
-        </w:rPr>
-        <w:t>. The efficiency of our neural preconditioner</w:t>
-      </w:r>
-      <w:r>
-        <w:rPr>
-          <w:rFonts w:ascii="Times New Roman" w:hAnsi="Times New Roman" w:cs="Times New Roman"/>
-          <w:kern w:val="0"/>
-        </w:rPr>
-        <w:t xml:space="preserve"> </w:t>
-      </w:r>
-      <w:r>
-        <w:rPr>
-          <w:rFonts w:ascii="Times New Roman" w:hAnsi="Times New Roman" w:cs="Times New Roman"/>
-          <w:kern w:val="0"/>
-        </w:rPr>
-        <w:t>mak</w:t>
-      </w:r>
-      <w:r>
-        <w:rPr>
-          <w:rFonts w:ascii="Times New Roman" w:hAnsi="Times New Roman" w:cs="Times New Roman"/>
-          <w:kern w:val="0"/>
-        </w:rPr>
-        <w:t>es</w:t>
-      </w:r>
-      <w:r>
-        <w:rPr>
-          <w:rFonts w:ascii="Times New Roman" w:hAnsi="Times New Roman" w:cs="Times New Roman"/>
-          <w:kern w:val="0"/>
-        </w:rPr>
-        <w:t xml:space="preserve"> high-contrast multiphase simulation practical for interactive applications</w:t>
-      </w:r>
-      <w:r>
-        <w:rPr>
-          <w:rFonts w:ascii="Times New Roman" w:hAnsi="Times New Roman" w:cs="Times New Roman"/>
-          <w:kern w:val="0"/>
-        </w:rPr>
-        <w:t>.</w:t>
-      </w:r>
-      <w:bookmarkEnd w:id="0"/>
-    </w:p>
-    <w:p>
-      <w:pPr>
-        <w:tabs>
-          <w:tab w:val="left" w:pos="560"/>
-          <w:tab w:val="left" w:pos="1120"/>
-          <w:tab w:val="left" w:pos="1680"/>
-          <w:tab w:val="left" w:pos="2240"/>
-          <w:tab w:val="left" w:pos="2800"/>
-          <w:tab w:val="left" w:pos="3360"/>
-          <w:tab w:val="left" w:pos="3920"/>
-          <w:tab w:val="left" w:pos="4480"/>
-          <w:tab w:val="left" w:pos="5040"/>
-          <w:tab w:val="left" w:pos="5600"/>
-          <w:tab w:val="left" w:pos="6160"/>
-          <w:tab w:val="left" w:pos="6720"/>
-        </w:tabs>
-        <w:autoSpaceDE w:val="0"/>
-        <w:autoSpaceDN w:val="0"/>
-        <w:adjustRightInd w:val="0"/>
-        <w:spacing w:after="0" w:line="240" w:lineRule="auto"/>
-        <w:rPr>
-          <w:rFonts w:ascii="Times New Roman" w:hAnsi="Times New Roman" w:cs="Times New Roman"/>
-          <w:kern w:val="0"/>
-        </w:rPr>
-      </w:pPr>
-    </w:p>
-    <w:p>
-      <w:pPr>
-        <w:tabs>
-          <w:tab w:val="left" w:pos="560"/>
-          <w:tab w:val="left" w:pos="1120"/>
-          <w:tab w:val="left" w:pos="1680"/>
-          <w:tab w:val="left" w:pos="2240"/>
-          <w:tab w:val="left" w:pos="2800"/>
-          <w:tab w:val="left" w:pos="3360"/>
-          <w:tab w:val="left" w:pos="3920"/>
-          <w:tab w:val="left" w:pos="4480"/>
-          <w:tab w:val="left" w:pos="5040"/>
-          <w:tab w:val="left" w:pos="5600"/>
-          <w:tab w:val="left" w:pos="6160"/>
-          <w:tab w:val="left" w:pos="6720"/>
-        </w:tabs>
-        <w:autoSpaceDE w:val="0"/>
-        <w:autoSpaceDN w:val="0"/>
-        <w:adjustRightInd w:val="0"/>
-        <w:spacing w:after="0" w:line="240" w:lineRule="auto"/>
-        <w:rPr>
-          <w:rFonts w:ascii="Times New Roman" w:hAnsi="Times New Roman" w:cs="Times New Roman"/>
-          <w:kern w:val="0"/>
-        </w:rPr>
-      </w:pPr>
-      <w:r>
-        <w:rPr>
-          <w:rFonts w:ascii="Times New Roman" w:hAnsi="Times New Roman" w:cs="Times New Roman"/>
-          <w:kern w:val="0"/>
-        </w:rPr>
-        <w:t>Primary topic:</w:t>
-      </w:r>
-      <w:r>
-        <w:rPr>
-          <w:rFonts w:ascii="Times New Roman" w:hAnsi="Times New Roman" w:cs="Times New Roman"/>
-          <w:kern w:val="0"/>
-        </w:rPr>
-        <w:t xml:space="preserve"> </w:t>
-      </w:r>
-      <w:r>
-        <w:rPr>
-          <w:rFonts w:ascii="Times New Roman" w:hAnsi="Times New Roman" w:cs="Times New Roman"/>
-          <w:kern w:val="0"/>
-        </w:rPr>
-        <w:t>Methods &amp; Applications</w:t>
-      </w:r>
-    </w:p>
-    <w:p>
-      <w:pPr>
-        <w:tabs>
-          <w:tab w:val="left" w:pos="560"/>
-          <w:tab w:val="left" w:pos="1120"/>
-          <w:tab w:val="left" w:pos="1680"/>
-          <w:tab w:val="left" w:pos="2240"/>
-          <w:tab w:val="left" w:pos="2800"/>
-          <w:tab w:val="left" w:pos="3360"/>
-          <w:tab w:val="left" w:pos="3920"/>
-          <w:tab w:val="left" w:pos="4480"/>
-          <w:tab w:val="left" w:pos="5040"/>
-          <w:tab w:val="left" w:pos="5600"/>
-          <w:tab w:val="left" w:pos="6160"/>
-          <w:tab w:val="left" w:pos="6720"/>
-        </w:tabs>
-        <w:autoSpaceDE w:val="0"/>
-        <w:autoSpaceDN w:val="0"/>
-        <w:adjustRightInd w:val="0"/>
-        <w:spacing w:after="0" w:line="240" w:lineRule="auto"/>
-        <w:rPr>
-          <w:rFonts w:ascii="Times New Roman" w:hAnsi="Times New Roman" w:cs="Times New Roman"/>
-          <w:kern w:val="0"/>
-        </w:rPr>
-      </w:pPr>
-      <w:r>
-        <w:rPr>
-          <w:rFonts w:ascii="Times New Roman" w:hAnsi="Times New Roman" w:cs="Times New Roman"/>
-          <w:kern w:val="0"/>
-        </w:rPr>
-        <w:t>Secondary topic:</w:t>
-      </w:r>
-      <w:r>
-        <w:rPr>
-          <w:rFonts w:ascii="Times New Roman" w:hAnsi="Times New Roman" w:cs="Times New Roman"/>
-          <w:kern w:val="0"/>
-        </w:rPr>
-        <w:t xml:space="preserve"> Animation/Simulation</w:t>
+      <w:r>
+        <w:rPr>
+          <w:rFonts w:ascii="Times New Roman" w:hAnsi="Times New Roman" w:cs="Times New Roman"/>
+          <w:kern w:val="0"/>
+        </w:rPr>
+        <w:t>on the same benchmark.</w:t>
       </w:r>
     </w:p>
     <w:sectPr>
@@ -1247,6 +1129,7 @@
   <w:style w:type="character" w:default="1" w:styleId="DefaultParagraphFont">
     <w:name w:val="Default Paragraph Font"/>
     <w:uiPriority w:val="1"/>
+    <w:semiHidden/>
     <w:unhideWhenUsed/>
   </w:style>
   <w:style w:type="table" w:default="1" w:styleId="TableNormal">
